--- a/server/assets/quote-template.docx
+++ b/server/assets/quote-template.docx
@@ -931,6 +931,9 @@
             <w:vAlign w:val="center"/>
           </w:tcPr>
           <w:p>
+            <w:pPr>
+              <w:jc w:val="center"/>
+            </w:pPr>
             <w:r>
               <w:t xml:space="preserve">{{I_CUST}}</w:t>
             </w:r>
@@ -948,6 +951,9 @@
             <w:vAlign w:val="center"/>
           </w:tcPr>
           <w:p>
+            <w:pPr>
+              <w:jc w:val="center"/>
+            </w:pPr>
             <w:r>
               <w:rPr>
                 <w:rFonts w:ascii="微软雅黑" w:eastAsia="微软雅黑" w:hAnsi="微软雅黑"/>
@@ -970,6 +976,9 @@
             <w:vAlign w:val="center"/>
           </w:tcPr>
           <w:p>
+            <w:pPr>
+              <w:jc w:val="center"/>
+            </w:pPr>
             <w:r>
               <w:rPr>
                 <w:rFonts w:ascii="微软雅黑" w:eastAsia="微软雅黑" w:hAnsi="微软雅黑" w:cs="Times New Roman"/>
@@ -992,6 +1001,9 @@
             <w:vAlign w:val="center"/>
           </w:tcPr>
           <w:p>
+            <w:pPr>
+              <w:jc w:val="center"/>
+            </w:pPr>
             <w:r>
               <w:rPr>
                 <w:rFonts w:ascii="微软雅黑" w:eastAsia="微软雅黑" w:hAnsi="微软雅黑" w:cs="Times New Roman" w:hint="eastAsia"/>
@@ -1014,6 +1026,9 @@
             <w:vAlign w:val="center"/>
           </w:tcPr>
           <w:p>
+            <w:pPr>
+              <w:jc w:val="center"/>
+            </w:pPr>
             <w:r>
               <w:rPr>
                 <w:rFonts w:ascii="微软雅黑" w:eastAsia="微软雅黑" w:hAnsi="微软雅黑" w:cs="Times New Roman" w:hint="eastAsia"/>
@@ -1036,6 +1051,9 @@
             <w:vAlign w:val="center"/>
           </w:tcPr>
           <w:p>
+            <w:pPr>
+              <w:jc w:val="center"/>
+            </w:pPr>
             <w:r>
               <w:rPr>
                 <w:rFonts w:cs="Times New Roman" w:hint="eastAsia"/>
@@ -1058,6 +1076,9 @@
             <w:vAlign w:val="center"/>
           </w:tcPr>
           <w:p>
+            <w:pPr>
+              <w:jc w:val="center"/>
+            </w:pPr>
             <w:r>
               <w:rPr>
                 <w:rFonts w:ascii="微软雅黑" w:eastAsia="微软雅黑" w:hAnsi="微软雅黑" w:cs="Times New Roman" w:hint="eastAsia"/>
@@ -1087,6 +1108,7 @@
           <w:p>
             <w:pPr>
               <w:wordWrap w:val="0"/>
+              <w:jc w:val="center"/>
               <w:rPr>
                 <w:rFonts w:ascii="微软雅黑" w:eastAsia="微软雅黑" w:hAnsi="微软雅黑" w:cs="Times New Roman"/>
                 <w:sz w:val="21"/>
@@ -1217,6 +1239,7 @@
           <w:p>
             <w:pPr>
               <w:wordWrap w:val="0"/>
+              <w:jc w:val="center"/>
               <w:rPr>
                 <w:rFonts w:cs="Times New Roman"/>
                 <w:sz w:val="21"/>
@@ -1337,29 +1360,7 @@
                 <w:sz w:val="19"/>
                 <w:szCs w:val="19"/>
               </w:rPr>
-              <w:t>1. 结款方式：</w:t>
-            </w:r>
-            <w:r>
-              <w:rPr>
-                <w:rFonts w:ascii="微软雅黑" w:eastAsia="微软雅黑" w:hAnsi="微软雅黑" w:hint="eastAsia"/>
-                <w:b/>
-                <w:bCs/>
-                <w:color w:val="111827"/>
-                <w:sz w:val="19"/>
-                <w:szCs w:val="19"/>
-              </w:rPr>
-              <w:t xml:space="preserve"> </w:t>
-            </w:r>
-            <w:r>
-              <w:rPr>
-                <w:rFonts w:ascii="微软雅黑" w:eastAsia="微软雅黑" w:hAnsi="微软雅黑" w:hint="eastAsia"/>
-                <w:b/>
-                <w:bCs/>
-                <w:color w:val="111827"/>
-                <w:sz w:val="19"/>
-                <w:szCs w:val="19"/>
-              </w:rPr>
-              <w:t>款到做货</w:t>
+              <w:t xml:space="preserve">1. 结款方式： {{T_SETTLE}}</w:t>
             </w:r>
           </w:p>
           <w:p>
@@ -1380,8 +1381,19 @@
                 <w:sz w:val="19"/>
                 <w:szCs w:val="19"/>
               </w:rPr>
-              <w:t>2. 正常交货期：</w:t>
-            </w:r>
+              <w:t xml:space="preserve">2. 正常交货期：{{T_LEAD}}</w:t>
+            </w:r>
+          </w:p>
+          <w:p>
+            <w:pPr>
+              <w:wordWrap w:val="0"/>
+              <w:rPr>
+                <w:rFonts w:ascii="微软雅黑" w:eastAsia="微软雅黑" w:hAnsi="微软雅黑"/>
+                <w:color w:val="111827"/>
+                <w:sz w:val="19"/>
+                <w:szCs w:val="19"/>
+              </w:rPr>
+            </w:pPr>
             <w:r>
               <w:rPr>
                 <w:rStyle w:val="a6"/>
@@ -1390,47 +1402,7 @@
                 <w:sz w:val="19"/>
                 <w:szCs w:val="19"/>
               </w:rPr>
-              <w:t>5-6</w:t>
-            </w:r>
-            <w:r>
-              <w:rPr>
-                <w:rStyle w:val="a6"/>
-                <w:rFonts w:ascii="微软雅黑" w:eastAsia="微软雅黑" w:hAnsi="微软雅黑" w:hint="eastAsia"/>
-                <w:color w:val="111827"/>
-                <w:sz w:val="19"/>
-                <w:szCs w:val="19"/>
-              </w:rPr>
-              <w:t>周</w:t>
-            </w:r>
-          </w:p>
-          <w:p>
-            <w:pPr>
-              <w:wordWrap w:val="0"/>
-              <w:rPr>
-                <w:rFonts w:ascii="微软雅黑" w:eastAsia="微软雅黑" w:hAnsi="微软雅黑"/>
-                <w:color w:val="111827"/>
-                <w:sz w:val="19"/>
-                <w:szCs w:val="19"/>
-              </w:rPr>
-            </w:pPr>
-            <w:r>
-              <w:rPr>
-                <w:rStyle w:val="a6"/>
-                <w:rFonts w:ascii="微软雅黑" w:eastAsia="微软雅黑" w:hAnsi="微软雅黑" w:hint="eastAsia"/>
-                <w:color w:val="111827"/>
-                <w:sz w:val="19"/>
-                <w:szCs w:val="19"/>
-              </w:rPr>
-              <w:t>3. 有效期限：</w:t>
-            </w:r>
-            <w:r>
-              <w:rPr>
-                <w:rFonts w:ascii="微软雅黑" w:eastAsia="微软雅黑" w:hAnsi="微软雅黑" w:hint="eastAsia"/>
-                <w:color w:val="111827"/>
-                <w:sz w:val="19"/>
-                <w:szCs w:val="19"/>
-              </w:rPr>
-              <w:t xml:space="preserve"> 本报价单 30 天内有效</w:t>
+              <w:t xml:space="preserve">3. 有效期限： {{T_VALID}}</w:t>
             </w:r>
           </w:p>
           <w:p>

--- a/server/assets/quote-template.docx
+++ b/server/assets/quote-template.docx
@@ -189,12 +189,23 @@
           <w:p>
             <w:pPr>
               <w:jc w:val="right"/>
-            </w:pPr>
-            <w:r>
               <w:rPr>
                 <w:rFonts w:ascii="Arial" w:hAnsi="Arial" w:eastAsia="Arial"/>
                 <w:b/>
+                <w:bCs/>
+                <w:color w:val="000000"/>
                 <w:sz w:val="52"/>
+                <w:szCs w:val="52"/>
+              </w:rPr>
+            </w:pPr>
+            <w:r>
+              <w:rPr>
+                <w:rFonts w:ascii="Arial" w:hAnsi="Arial" w:eastAsia="Arial"/>
+                <w:b/>
+                <w:bCs/>
+                <w:color w:val="000000"/>
+                <w:sz w:val="52"/>
+                <w:szCs w:val="52"/>
               </w:rPr>
               <w:t xml:space="preserve">QUOTATION</w:t>
             </w:r>
@@ -202,12 +213,23 @@
           <w:p>
             <w:pPr>
               <w:jc w:val="right"/>
-            </w:pPr>
-            <w:r>
               <w:rPr>
                 <w:rFonts w:ascii="黑体" w:hAnsi="黑体" w:eastAsia="黑体"/>
                 <w:b/>
+                <w:bCs/>
+                <w:color w:val="000000"/>
                 <w:sz w:val="48"/>
+                <w:szCs w:val="48"/>
+              </w:rPr>
+            </w:pPr>
+            <w:r>
+              <w:rPr>
+                <w:rFonts w:ascii="黑体" w:hAnsi="黑体" w:eastAsia="黑体"/>
+                <w:b/>
+                <w:bCs/>
+                <w:color w:val="000000"/>
+                <w:sz w:val="48"/>
+                <w:szCs w:val="48"/>
               </w:rPr>
               <w:t xml:space="preserve">报价单</w:t>
             </w:r>
@@ -215,12 +237,23 @@
           <w:p>
             <w:pPr>
               <w:jc w:val="right"/>
-            </w:pPr>
-            <w:r>
               <w:rPr>
                 <w:rFonts w:ascii="Arial" w:hAnsi="Arial" w:eastAsia="Arial"/>
                 <w:b/>
+                <w:bCs/>
+                <w:color w:val="000000"/>
                 <w:sz w:val="24"/>
+                <w:szCs w:val="24"/>
+              </w:rPr>
+            </w:pPr>
+            <w:r>
+              <w:rPr>
+                <w:rFonts w:ascii="Arial" w:hAnsi="Arial" w:eastAsia="Arial"/>
+                <w:b/>
+                <w:bCs/>
+                <w:color w:val="000000"/>
+                <w:sz w:val="24"/>
+                <w:szCs w:val="24"/>
               </w:rPr>
               <w:t xml:space="preserve">DATE: {{DATE}}</w:t>
             </w:r>
@@ -344,11 +377,20 @@
                   </w:tcMar>
                 </w:tcPr>
                 <w:p>
+                  <w:pPr>
+                    <w:rPr>
+                      <w:rFonts w:ascii="微软雅黑" w:hAnsi="微软雅黑" w:eastAsia="微软雅黑"/>
+                      <w:color w:val="000000"/>
+                      <w:sz w:val="20"/>
+                      <w:szCs w:val="20"/>
+                    </w:rPr>
+                  </w:pPr>
                   <w:r>
                     <w:rPr>
-                      <w:rFonts w:ascii="微软雅黑" w:eastAsia="微软雅黑" w:hAnsi="微软雅黑" w:hint="eastAsia"/>
-                      <w:b/>
-                      <w:bCs/>
+                      <w:rFonts w:ascii="微软雅黑" w:hAnsi="微软雅黑" w:eastAsia="微软雅黑"/>
+                      <w:color w:val="000000"/>
+                      <w:sz w:val="20"/>
+                      <w:szCs w:val="20"/>
                     </w:rPr>
                     <w:t xml:space="preserve">{{TO}}</w:t>
                   </w:r>
@@ -409,11 +451,20 @@
                   </w:tcMar>
                 </w:tcPr>
                 <w:p>
+                  <w:pPr>
+                    <w:rPr>
+                      <w:rFonts w:ascii="微软雅黑" w:hAnsi="微软雅黑" w:eastAsia="微软雅黑"/>
+                      <w:color w:val="000000"/>
+                      <w:sz w:val="20"/>
+                      <w:szCs w:val="20"/>
+                    </w:rPr>
+                  </w:pPr>
                   <w:r>
                     <w:rPr>
-                      <w:rFonts w:ascii="微软雅黑" w:eastAsia="微软雅黑" w:hAnsi="微软雅黑"/>
-                      <w:b/>
-                      <w:bCs/>
+                      <w:rFonts w:ascii="微软雅黑" w:hAnsi="微软雅黑" w:eastAsia="微软雅黑"/>
+                      <w:color w:val="000000"/>
+                      <w:sz w:val="20"/>
+                      <w:szCs w:val="20"/>
                     </w:rPr>
                     <w:t xml:space="preserve">{{FM}}</w:t>
                   </w:r>
@@ -507,11 +558,20 @@
                   </w:tcMar>
                 </w:tcPr>
                 <w:p>
+                  <w:pPr>
+                    <w:rPr>
+                      <w:rFonts w:ascii="微软雅黑" w:hAnsi="微软雅黑" w:eastAsia="微软雅黑"/>
+                      <w:color w:val="000000"/>
+                      <w:sz w:val="20"/>
+                      <w:szCs w:val="20"/>
+                    </w:rPr>
+                  </w:pPr>
                   <w:r>
                     <w:rPr>
-                      <w:rFonts w:ascii="微软雅黑" w:eastAsia="微软雅黑" w:hAnsi="微软雅黑" w:hint="eastAsia"/>
-                      <w:b/>
-                      <w:bCs/>
+                      <w:rFonts w:ascii="微软雅黑" w:hAnsi="微软雅黑" w:eastAsia="微软雅黑"/>
+                      <w:color w:val="000000"/>
+                      <w:sz w:val="20"/>
+                      <w:szCs w:val="20"/>
                     </w:rPr>
                     <w:t xml:space="preserve">{{ATTN}}</w:t>
                   </w:r>
@@ -572,11 +632,20 @@
                   </w:tcMar>
                 </w:tcPr>
                 <w:p>
+                  <w:pPr>
+                    <w:rPr>
+                      <w:rFonts w:ascii="微软雅黑" w:hAnsi="微软雅黑" w:eastAsia="微软雅黑"/>
+                      <w:color w:val="000000"/>
+                      <w:sz w:val="20"/>
+                      <w:szCs w:val="20"/>
+                    </w:rPr>
+                  </w:pPr>
                   <w:r>
                     <w:rPr>
-                      <w:rFonts w:ascii="微软雅黑" w:eastAsia="微软雅黑" w:hAnsi="微软雅黑" w:hint="eastAsia"/>
-                      <w:b/>
-                      <w:bCs/>
+                      <w:rFonts w:ascii="微软雅黑" w:hAnsi="微软雅黑" w:eastAsia="微软雅黑"/>
+                      <w:color w:val="000000"/>
+                      <w:sz w:val="20"/>
+                      <w:szCs w:val="20"/>
                     </w:rPr>
                     <w:t xml:space="preserve">{{TEL}}</w:t>
                   </w:r>
@@ -608,7 +677,7 @@
     </w:p>
     <w:tbl>
       <w:tblPr>
-        <w:tblW w:w="10400" w:type="dxa"/>
+        <w:tblW w:w="{{WT}}" w:type="dxa"/>
         <w:tblCellMar>
           <w:left w:w="0" w:type="dxa"/>
           <w:right w:w="0" w:type="dxa"/>
@@ -617,13 +686,13 @@
         <w:tblLayout w:type="fixed"/>
       </w:tblPr>
       <w:tblGrid>
-        <w:gridCol w:w="1350"/>
-        <w:gridCol w:w="2650"/>
-        <w:gridCol w:w="2600"/>
-        <w:gridCol w:w="850"/>
-        <w:gridCol w:w="1150"/>
-        <w:gridCol w:w="800"/>
-        <w:gridCol w:w="1000"/>
+        <w:gridCol w:w="{{W1}}"/>
+        <w:gridCol w:w="{{W2}}"/>
+        <w:gridCol w:w="{{W3}}"/>
+        <w:gridCol w:w="{{W4}}"/>
+        <w:gridCol w:w="{{W5}}"/>
+        <w:gridCol w:w="{{W6}}"/>
+        <w:gridCol w:w="{{W7}}"/>
       </w:tblGrid>
       <w:tr>
         <w:trPr>
@@ -631,7 +700,7 @@
         </w:trPr>
         <w:tc>
           <w:tcPr>
-            <w:tcW w:w="1350" w:type="dxa"/>
+            <w:tcW w:w="{{W1}}" w:type="dxa"/>
             <w:tcMar>
               <w:top w:w="160" w:type="dxa"/>
               <w:left w:w="40" w:type="dxa"/>
@@ -642,10 +711,9 @@
           </w:tcPr>
           <w:p>
             <w:pPr>
-              <w:wordWrap w:val="0"/>
               <w:jc w:val="center"/>
               <w:rPr>
-                <w:rFonts w:ascii="微软雅黑" w:eastAsia="微软雅黑" w:hAnsi="微软雅黑"/>
+                <w:rFonts w:ascii="微软雅黑" w:hAnsi="微软雅黑" w:eastAsia="微软雅黑"/>
                 <w:b/>
                 <w:bCs/>
                 <w:color w:val="000000"/>
@@ -653,24 +721,22 @@
                 <w:szCs w:val="20"/>
               </w:rPr>
             </w:pPr>
-            <w:proofErr w:type="gramStart"/>
-            <w:r>
-              <w:rPr>
-                <w:rFonts w:ascii="微软雅黑" w:eastAsia="微软雅黑" w:hAnsi="微软雅黑" w:hint="eastAsia"/>
+            <w:r>
+              <w:rPr>
+                <w:rFonts w:ascii="微软雅黑" w:hAnsi="微软雅黑" w:eastAsia="微软雅黑"/>
                 <w:b/>
                 <w:bCs/>
                 <w:color w:val="000000"/>
                 <w:sz w:val="20"/>
                 <w:szCs w:val="20"/>
               </w:rPr>
-              <w:t>客户料号</w:t>
-            </w:r>
-            <w:proofErr w:type="gramEnd"/>
+              <w:t xml:space="preserve">客户料号</w:t>
+            </w:r>
           </w:p>
         </w:tc>
         <w:tc>
           <w:tcPr>
-            <w:tcW w:w="2650" w:type="dxa"/>
+            <w:tcW w:w="{{W2}}" w:type="dxa"/>
             <w:tcMar>
               <w:top w:w="160" w:type="dxa"/>
               <w:left w:w="40" w:type="dxa"/>
@@ -681,10 +747,9 @@
           </w:tcPr>
           <w:p>
             <w:pPr>
-              <w:wordWrap w:val="0"/>
               <w:jc w:val="center"/>
               <w:rPr>
-                <w:rFonts w:ascii="微软雅黑" w:eastAsia="微软雅黑" w:hAnsi="微软雅黑"/>
+                <w:rFonts w:ascii="微软雅黑" w:hAnsi="微软雅黑" w:eastAsia="微软雅黑"/>
                 <w:b/>
                 <w:bCs/>
                 <w:color w:val="000000"/>
@@ -694,33 +759,20 @@
             </w:pPr>
             <w:r>
               <w:rPr>
-                <w:rFonts w:ascii="微软雅黑" w:eastAsia="微软雅黑" w:hAnsi="微软雅黑" w:hint="eastAsia"/>
+                <w:rFonts w:ascii="微软雅黑" w:hAnsi="微软雅黑" w:eastAsia="微软雅黑"/>
                 <w:b/>
                 <w:bCs/>
                 <w:color w:val="000000"/>
                 <w:sz w:val="20"/>
                 <w:szCs w:val="20"/>
               </w:rPr>
-              <w:t xml:space="preserve">SJK </w:t>
-            </w:r>
-            <w:proofErr w:type="gramStart"/>
-            <w:r>
-              <w:rPr>
-                <w:rFonts w:ascii="微软雅黑" w:eastAsia="微软雅黑" w:hAnsi="微软雅黑" w:hint="eastAsia"/>
-                <w:b/>
-                <w:bCs/>
-                <w:color w:val="000000"/>
-                <w:sz w:val="20"/>
-                <w:szCs w:val="20"/>
-              </w:rPr>
-              <w:t>料号</w:t>
-            </w:r>
-            <w:proofErr w:type="gramEnd"/>
+              <w:t xml:space="preserve">SJK 料号</w:t>
+            </w:r>
           </w:p>
         </w:tc>
         <w:tc>
           <w:tcPr>
-            <w:tcW w:w="2600" w:type="dxa"/>
+            <w:tcW w:w="{{W3}}" w:type="dxa"/>
             <w:tcMar>
               <w:top w:w="160" w:type="dxa"/>
               <w:left w:w="40" w:type="dxa"/>
@@ -731,10 +783,9 @@
           </w:tcPr>
           <w:p>
             <w:pPr>
-              <w:wordWrap w:val="0"/>
               <w:jc w:val="center"/>
               <w:rPr>
-                <w:rFonts w:ascii="微软雅黑" w:eastAsia="微软雅黑" w:hAnsi="微软雅黑"/>
+                <w:rFonts w:ascii="微软雅黑" w:hAnsi="微软雅黑" w:eastAsia="微软雅黑"/>
                 <w:b/>
                 <w:bCs/>
                 <w:color w:val="000000"/>
@@ -744,20 +795,20 @@
             </w:pPr>
             <w:r>
               <w:rPr>
-                <w:rFonts w:ascii="微软雅黑" w:eastAsia="微软雅黑" w:hAnsi="微软雅黑" w:hint="eastAsia"/>
+                <w:rFonts w:ascii="微软雅黑" w:hAnsi="微软雅黑" w:eastAsia="微软雅黑"/>
                 <w:b/>
                 <w:bCs/>
                 <w:color w:val="000000"/>
                 <w:sz w:val="20"/>
                 <w:szCs w:val="20"/>
               </w:rPr>
-              <w:t>名称/频率/规格参数/品牌</w:t>
+              <w:t xml:space="preserve">名称/频率/规格参数/品牌</w:t>
             </w:r>
           </w:p>
         </w:tc>
         <w:tc>
           <w:tcPr>
-            <w:tcW w:w="850" w:type="dxa"/>
+            <w:tcW w:w="{{W4}}" w:type="dxa"/>
             <w:tcMar>
               <w:top w:w="160" w:type="dxa"/>
               <w:left w:w="40" w:type="dxa"/>
@@ -768,10 +819,9 @@
           </w:tcPr>
           <w:p>
             <w:pPr>
-              <w:wordWrap w:val="0"/>
               <w:jc w:val="center"/>
               <w:rPr>
-                <w:rFonts w:ascii="微软雅黑" w:eastAsia="微软雅黑" w:hAnsi="微软雅黑"/>
+                <w:rFonts w:ascii="微软雅黑" w:hAnsi="微软雅黑" w:eastAsia="微软雅黑"/>
                 <w:b/>
                 <w:bCs/>
                 <w:color w:val="000000"/>
@@ -781,31 +831,20 @@
             </w:pPr>
             <w:r>
               <w:rPr>
-                <w:rFonts w:ascii="微软雅黑" w:eastAsia="微软雅黑" w:hAnsi="微软雅黑" w:hint="eastAsia"/>
+                <w:rFonts w:ascii="微软雅黑" w:hAnsi="微软雅黑" w:eastAsia="微软雅黑"/>
                 <w:b/>
                 <w:bCs/>
                 <w:color w:val="000000"/>
                 <w:sz w:val="20"/>
                 <w:szCs w:val="20"/>
               </w:rPr>
-              <w:t>单价</w:t>
-            </w:r>
-            <w:r>
-              <w:rPr>
-                <w:rFonts w:ascii="微软雅黑" w:eastAsia="微软雅黑" w:hAnsi="微软雅黑" w:hint="eastAsia"/>
-                <w:b/>
-                <w:bCs/>
-                <w:color w:val="000000"/>
-                <w:sz w:val="20"/>
-                <w:szCs w:val="20"/>
-              </w:rPr>
-              <w:t>/元</w:t>
+              <w:t xml:space="preserve">单价/元</w:t>
             </w:r>
           </w:p>
         </w:tc>
         <w:tc>
           <w:tcPr>
-            <w:tcW w:w="1150" w:type="dxa"/>
+            <w:tcW w:w="{{W5}}" w:type="dxa"/>
             <w:tcMar>
               <w:top w:w="160" w:type="dxa"/>
               <w:left w:w="40" w:type="dxa"/>
@@ -816,10 +855,9 @@
           </w:tcPr>
           <w:p>
             <w:pPr>
-              <w:wordWrap w:val="0"/>
               <w:jc w:val="center"/>
               <w:rPr>
-                <w:rFonts w:ascii="微软雅黑" w:eastAsia="微软雅黑" w:hAnsi="微软雅黑"/>
+                <w:rFonts w:ascii="微软雅黑" w:hAnsi="微软雅黑" w:eastAsia="微软雅黑"/>
                 <w:b/>
                 <w:bCs/>
                 <w:color w:val="000000"/>
@@ -829,20 +867,20 @@
             </w:pPr>
             <w:r>
               <w:rPr>
-                <w:rFonts w:ascii="微软雅黑" w:eastAsia="微软雅黑" w:hAnsi="微软雅黑" w:hint="eastAsia"/>
+                <w:rFonts w:ascii="微软雅黑" w:hAnsi="微软雅黑" w:eastAsia="微软雅黑"/>
                 <w:b/>
                 <w:bCs/>
                 <w:color w:val="000000"/>
                 <w:sz w:val="20"/>
                 <w:szCs w:val="20"/>
               </w:rPr>
-              <w:t>最小包装量/起订量</w:t>
+              <w:t xml:space="preserve">最小包装量/起订量</w:t>
             </w:r>
           </w:p>
         </w:tc>
         <w:tc>
           <w:tcPr>
-            <w:tcW w:w="800" w:type="dxa"/>
+            <w:tcW w:w="{{W6}}" w:type="dxa"/>
             <w:tcMar>
               <w:top w:w="160" w:type="dxa"/>
               <w:left w:w="40" w:type="dxa"/>
@@ -853,10 +891,9 @@
           </w:tcPr>
           <w:p>
             <w:pPr>
-              <w:wordWrap w:val="0"/>
               <w:jc w:val="center"/>
               <w:rPr>
-                <w:rFonts w:ascii="微软雅黑" w:eastAsia="微软雅黑" w:hAnsi="微软雅黑"/>
+                <w:rFonts w:ascii="微软雅黑" w:hAnsi="微软雅黑" w:eastAsia="微软雅黑"/>
                 <w:b/>
                 <w:bCs/>
                 <w:color w:val="000000"/>
@@ -866,20 +903,20 @@
             </w:pPr>
             <w:r>
               <w:rPr>
-                <w:rFonts w:ascii="微软雅黑" w:eastAsia="微软雅黑" w:hAnsi="微软雅黑" w:hint="eastAsia"/>
+                <w:rFonts w:ascii="微软雅黑" w:hAnsi="微软雅黑" w:eastAsia="微软雅黑"/>
                 <w:b/>
                 <w:bCs/>
                 <w:color w:val="000000"/>
                 <w:sz w:val="20"/>
                 <w:szCs w:val="20"/>
               </w:rPr>
-              <w:t>L/T</w:t>
+              <w:t xml:space="preserve">L/T</w:t>
             </w:r>
           </w:p>
         </w:tc>
         <w:tc>
           <w:tcPr>
-            <w:tcW w:w="1000" w:type="dxa"/>
+            <w:tcW w:w="{{W7}}" w:type="dxa"/>
             <w:tcMar>
               <w:top w:w="160" w:type="dxa"/>
               <w:left w:w="40" w:type="dxa"/>
@@ -890,10 +927,9 @@
           </w:tcPr>
           <w:p>
             <w:pPr>
-              <w:wordWrap w:val="0"/>
               <w:jc w:val="center"/>
               <w:rPr>
-                <w:rFonts w:ascii="微软雅黑" w:eastAsia="微软雅黑" w:hAnsi="微软雅黑"/>
+                <w:rFonts w:ascii="微软雅黑" w:hAnsi="微软雅黑" w:eastAsia="微软雅黑"/>
                 <w:b/>
                 <w:bCs/>
                 <w:color w:val="000000"/>
@@ -903,14 +939,14 @@
             </w:pPr>
             <w:r>
               <w:rPr>
-                <w:rFonts w:ascii="微软雅黑" w:eastAsia="微软雅黑" w:hAnsi="微软雅黑" w:hint="eastAsia"/>
+                <w:rFonts w:ascii="微软雅黑" w:hAnsi="微软雅黑" w:eastAsia="微软雅黑"/>
                 <w:b/>
                 <w:bCs/>
                 <w:color w:val="000000"/>
                 <w:sz w:val="20"/>
                 <w:szCs w:val="20"/>
               </w:rPr>
-              <w:t>备注</w:t>
+              <w:t xml:space="preserve">备注</w:t>
             </w:r>
           </w:p>
         </w:tc>
@@ -921,7 +957,7 @@
         </w:trPr>
         <w:tc>
           <w:tcPr>
-            <w:tcW w:w="1350" w:type="dxa"/>
+            <w:tcW w:w="{{W1}}" w:type="dxa"/>
             <w:tcMar>
               <w:top w:w="120" w:type="dxa"/>
               <w:left w:w="40" w:type="dxa"/>
@@ -933,15 +969,27 @@
           <w:p>
             <w:pPr>
               <w:jc w:val="center"/>
-            </w:pPr>
-            <w:r>
+              <w:rPr>
+                <w:rFonts w:ascii="微软雅黑" w:hAnsi="微软雅黑" w:eastAsia="微软雅黑"/>
+                <w:color w:val="000000"/>
+                <w:sz w:val="20"/>
+                <w:szCs w:val="20"/>
+              </w:rPr>
+            </w:pPr>
+            <w:r>
+              <w:rPr>
+                <w:rFonts w:ascii="微软雅黑" w:hAnsi="微软雅黑" w:eastAsia="微软雅黑"/>
+                <w:color w:val="000000"/>
+                <w:sz w:val="20"/>
+                <w:szCs w:val="20"/>
+              </w:rPr>
               <w:t xml:space="preserve">{{I_CUST}}</w:t>
             </w:r>
           </w:p>
         </w:tc>
         <w:tc>
           <w:tcPr>
-            <w:tcW w:w="2650" w:type="dxa"/>
+            <w:tcW w:w="{{W2}}" w:type="dxa"/>
             <w:tcMar>
               <w:top w:w="120" w:type="dxa"/>
               <w:left w:w="40" w:type="dxa"/>
@@ -953,12 +1001,19 @@
           <w:p>
             <w:pPr>
               <w:jc w:val="center"/>
-            </w:pPr>
-            <w:r>
-              <w:rPr>
-                <w:rFonts w:ascii="微软雅黑" w:eastAsia="微软雅黑" w:hAnsi="微软雅黑"/>
-                <w:sz w:val="21"/>
-                <w:szCs w:val="21"/>
+              <w:rPr>
+                <w:rFonts w:ascii="微软雅黑" w:hAnsi="微软雅黑" w:eastAsia="微软雅黑"/>
+                <w:color w:val="000000"/>
+                <w:sz w:val="20"/>
+                <w:szCs w:val="20"/>
+              </w:rPr>
+            </w:pPr>
+            <w:r>
+              <w:rPr>
+                <w:rFonts w:ascii="微软雅黑" w:hAnsi="微软雅黑" w:eastAsia="微软雅黑"/>
+                <w:color w:val="000000"/>
+                <w:sz w:val="20"/>
+                <w:szCs w:val="20"/>
               </w:rPr>
               <w:t xml:space="preserve">{{I_SJK}}</w:t>
             </w:r>
@@ -966,7 +1021,7 @@
         </w:tc>
         <w:tc>
           <w:tcPr>
-            <w:tcW w:w="2600" w:type="dxa"/>
+            <w:tcW w:w="{{W3}}" w:type="dxa"/>
             <w:tcMar>
               <w:top w:w="120" w:type="dxa"/>
               <w:left w:w="40" w:type="dxa"/>
@@ -978,12 +1033,19 @@
           <w:p>
             <w:pPr>
               <w:jc w:val="center"/>
-            </w:pPr>
-            <w:r>
-              <w:rPr>
-                <w:rFonts w:ascii="微软雅黑" w:eastAsia="微软雅黑" w:hAnsi="微软雅黑" w:cs="Times New Roman"/>
-                <w:sz w:val="21"/>
-                <w:szCs w:val="21"/>
+              <w:rPr>
+                <w:rFonts w:ascii="微软雅黑" w:hAnsi="微软雅黑" w:eastAsia="微软雅黑"/>
+                <w:color w:val="000000"/>
+                <w:sz w:val="20"/>
+                <w:szCs w:val="20"/>
+              </w:rPr>
+            </w:pPr>
+            <w:r>
+              <w:rPr>
+                <w:rFonts w:ascii="微软雅黑" w:hAnsi="微软雅黑" w:eastAsia="微软雅黑"/>
+                <w:color w:val="000000"/>
+                <w:sz w:val="20"/>
+                <w:szCs w:val="20"/>
               </w:rPr>
               <w:t xml:space="preserve">{{I_SPEC}}</w:t>
             </w:r>
@@ -991,7 +1053,7 @@
         </w:tc>
         <w:tc>
           <w:tcPr>
-            <w:tcW w:w="850" w:type="dxa"/>
+            <w:tcW w:w="{{W4}}" w:type="dxa"/>
             <w:tcMar>
               <w:top w:w="120" w:type="dxa"/>
               <w:left w:w="40" w:type="dxa"/>
@@ -1003,12 +1065,19 @@
           <w:p>
             <w:pPr>
               <w:jc w:val="center"/>
-            </w:pPr>
-            <w:r>
-              <w:rPr>
-                <w:rFonts w:ascii="微软雅黑" w:eastAsia="微软雅黑" w:hAnsi="微软雅黑" w:cs="Times New Roman" w:hint="eastAsia"/>
-                <w:sz w:val="21"/>
-                <w:szCs w:val="21"/>
+              <w:rPr>
+                <w:rFonts w:ascii="微软雅黑" w:hAnsi="微软雅黑" w:eastAsia="微软雅黑"/>
+                <w:color w:val="000000"/>
+                <w:sz w:val="20"/>
+                <w:szCs w:val="20"/>
+              </w:rPr>
+            </w:pPr>
+            <w:r>
+              <w:rPr>
+                <w:rFonts w:ascii="微软雅黑" w:hAnsi="微软雅黑" w:eastAsia="微软雅黑"/>
+                <w:color w:val="000000"/>
+                <w:sz w:val="20"/>
+                <w:szCs w:val="20"/>
               </w:rPr>
               <w:t xml:space="preserve">{{I_PRICE}}</w:t>
             </w:r>
@@ -1016,7 +1085,7 @@
         </w:tc>
         <w:tc>
           <w:tcPr>
-            <w:tcW w:w="1150" w:type="dxa"/>
+            <w:tcW w:w="{{W5}}" w:type="dxa"/>
             <w:tcMar>
               <w:top w:w="120" w:type="dxa"/>
               <w:left w:w="40" w:type="dxa"/>
@@ -1028,12 +1097,19 @@
           <w:p>
             <w:pPr>
               <w:jc w:val="center"/>
-            </w:pPr>
-            <w:r>
-              <w:rPr>
-                <w:rFonts w:ascii="微软雅黑" w:eastAsia="微软雅黑" w:hAnsi="微软雅黑" w:cs="Times New Roman" w:hint="eastAsia"/>
-                <w:sz w:val="21"/>
-                <w:szCs w:val="21"/>
+              <w:rPr>
+                <w:rFonts w:ascii="微软雅黑" w:hAnsi="微软雅黑" w:eastAsia="微软雅黑"/>
+                <w:color w:val="000000"/>
+                <w:sz w:val="20"/>
+                <w:szCs w:val="20"/>
+              </w:rPr>
+            </w:pPr>
+            <w:r>
+              <w:rPr>
+                <w:rFonts w:ascii="微软雅黑" w:hAnsi="微软雅黑" w:eastAsia="微软雅黑"/>
+                <w:color w:val="000000"/>
+                <w:sz w:val="20"/>
+                <w:szCs w:val="20"/>
               </w:rPr>
               <w:t xml:space="preserve">{{I_QTY}}</w:t>
             </w:r>
@@ -1041,7 +1117,7 @@
         </w:tc>
         <w:tc>
           <w:tcPr>
-            <w:tcW w:w="800" w:type="dxa"/>
+            <w:tcW w:w="{{W6}}" w:type="dxa"/>
             <w:tcMar>
               <w:top w:w="120" w:type="dxa"/>
               <w:left w:w="40" w:type="dxa"/>
@@ -1053,12 +1129,19 @@
           <w:p>
             <w:pPr>
               <w:jc w:val="center"/>
-            </w:pPr>
-            <w:r>
-              <w:rPr>
-                <w:rFonts w:cs="Times New Roman" w:hint="eastAsia"/>
-                <w:sz w:val="21"/>
-                <w:szCs w:val="21"/>
+              <w:rPr>
+                <w:rFonts w:ascii="微软雅黑" w:hAnsi="微软雅黑" w:eastAsia="微软雅黑"/>
+                <w:color w:val="000000"/>
+                <w:sz w:val="20"/>
+                <w:szCs w:val="20"/>
+              </w:rPr>
+            </w:pPr>
+            <w:r>
+              <w:rPr>
+                <w:rFonts w:ascii="微软雅黑" w:hAnsi="微软雅黑" w:eastAsia="微软雅黑"/>
+                <w:color w:val="000000"/>
+                <w:sz w:val="20"/>
+                <w:szCs w:val="20"/>
               </w:rPr>
               <w:t xml:space="preserve">{{I_LT}}</w:t>
             </w:r>
@@ -1066,7 +1149,7 @@
         </w:tc>
         <w:tc>
           <w:tcPr>
-            <w:tcW w:w="1000" w:type="dxa"/>
+            <w:tcW w:w="{{W7}}" w:type="dxa"/>
             <w:tcMar>
               <w:top w:w="120" w:type="dxa"/>
               <w:left w:w="40" w:type="dxa"/>
@@ -1078,12 +1161,19 @@
           <w:p>
             <w:pPr>
               <w:jc w:val="center"/>
-            </w:pPr>
-            <w:r>
-              <w:rPr>
-                <w:rFonts w:ascii="微软雅黑" w:eastAsia="微软雅黑" w:hAnsi="微软雅黑" w:cs="Times New Roman" w:hint="eastAsia"/>
-                <w:sz w:val="21"/>
-                <w:szCs w:val="21"/>
+              <w:rPr>
+                <w:rFonts w:ascii="微软雅黑" w:hAnsi="微软雅黑" w:eastAsia="微软雅黑"/>
+                <w:color w:val="000000"/>
+                <w:sz w:val="20"/>
+                <w:szCs w:val="20"/>
+              </w:rPr>
+            </w:pPr>
+            <w:r>
+              <w:rPr>
+                <w:rFonts w:ascii="微软雅黑" w:hAnsi="微软雅黑" w:eastAsia="微软雅黑"/>
+                <w:color w:val="000000"/>
+                <w:sz w:val="20"/>
+                <w:szCs w:val="20"/>
               </w:rPr>
               <w:t xml:space="preserve">{{I_REMARK}}</w:t>
             </w:r>
@@ -1096,7 +1186,7 @@
         </w:trPr>
         <w:tc>
           <w:tcPr>
-            <w:tcW w:w="1350" w:type="dxa"/>
+            <w:tcW w:w="{{W1}}" w:type="dxa"/>
             <w:tcMar>
               <w:top w:w="120" w:type="dxa"/>
               <w:left w:w="40" w:type="dxa"/>
@@ -1135,7 +1225,7 @@
         </w:tc>
         <w:tc>
           <w:tcPr>
-            <w:tcW w:w="2650" w:type="dxa"/>
+            <w:tcW w:w="{{W2}}" w:type="dxa"/>
             <w:tcMar>
               <w:top w:w="120" w:type="dxa"/>
               <w:left w:w="40" w:type="dxa"/>
@@ -1158,7 +1248,7 @@
         </w:tc>
         <w:tc>
           <w:tcPr>
-            <w:tcW w:w="2600" w:type="dxa"/>
+            <w:tcW w:w="{{W3}}" w:type="dxa"/>
             <w:tcMar>
               <w:top w:w="120" w:type="dxa"/>
               <w:left w:w="40" w:type="dxa"/>
@@ -1181,7 +1271,7 @@
         </w:tc>
         <w:tc>
           <w:tcPr>
-            <w:tcW w:w="850" w:type="dxa"/>
+            <w:tcW w:w="{{W4}}" w:type="dxa"/>
             <w:tcMar>
               <w:top w:w="120" w:type="dxa"/>
               <w:left w:w="40" w:type="dxa"/>
@@ -1204,7 +1294,7 @@
         </w:tc>
         <w:tc>
           <w:tcPr>
-            <w:tcW w:w="1150" w:type="dxa"/>
+            <w:tcW w:w="{{W5}}" w:type="dxa"/>
             <w:tcMar>
               <w:top w:w="120" w:type="dxa"/>
               <w:left w:w="40" w:type="dxa"/>
@@ -1227,7 +1317,7 @@
         </w:tc>
         <w:tc>
           <w:tcPr>
-            <w:tcW w:w="800" w:type="dxa"/>
+            <w:tcW w:w="{{W6}}" w:type="dxa"/>
             <w:tcMar>
               <w:top w:w="120" w:type="dxa"/>
               <w:left w:w="40" w:type="dxa"/>
@@ -1250,7 +1340,7 @@
         </w:tc>
         <w:tc>
           <w:tcPr>
-            <w:tcW w:w="1000" w:type="dxa"/>
+            <w:tcW w:w="{{W7}}" w:type="dxa"/>
             <w:tcMar>
               <w:top w:w="120" w:type="dxa"/>
               <w:left w:w="40" w:type="dxa"/>
